--- a/model/dataTemp/VuonQuocGiaUMinhHa.docx
+++ b/model/dataTemp/VuonQuocGiaUMinhHa.docx
@@ -16,590 +16,266 @@
         <w:t>Kinh nghiệm du lịch U Minh Hạ</w:t>
       </w:r>
       <w:r>
-        <w:t xml:space="preserve"> sẽ cung cấp cho bạn những thông tin hữu ích nhất, từ địa điểm tham quan, hoạt động trải nghiệm cho đến nơi ăn, chốn ở. Cùng </w:t>
+        <w:t xml:space="preserve"> sẽ cung cấp cho bạn những thông tin hữu ích nhất, từ địa điểm tham quan, hoạt động trải nghiệm cho đến nơi ăn, chốn ở. </w:t>
+      </w:r>
+    </w:p>
+    <w:p>
+      <w:r>
+        <w:t>Kinh nghiệm du lịch U Minh Hạ cung cấp nhiều thông tin hữu íchNguồn: Khương Nhựt Minh</w:t>
+      </w:r>
+    </w:p>
+    <w:p>
+      <w:pPr>
+        <w:rPr>
+          <w:b/>
+          <w:bCs/>
+        </w:rPr>
+      </w:pPr>
+      <w:r>
+        <w:rPr>
+          <w:b/>
+          <w:bCs/>
+        </w:rPr>
+        <w:t>1. Rừng U Minh Hạ ở đâu, có gì đặc biệt?</w:t>
+      </w:r>
+    </w:p>
+    <w:p>
+      <w:r>
+        <w:t>Vườn Quốc gia U Minh Hạ nằm ở phía tây tỉnh Cà Mau, trong địa giới hành chính của 4 xã thuộc 2 huyện U Minh và Trần Văn Thời. U Minh Hạ cách trung tâm thành phố Cà Mau tầm 40 km, có thể di chuyển bằng ô tô. Tổng diện tích của rừng lên đến 8.527 ha, là một trong 3 vùng lõi của Khu Dự trữ sinh quyển thế giới Mũi Cà Mau.</w:t>
+      </w:r>
+    </w:p>
+    <w:p>
+      <w:r>
+        <w:t>U Minh Hạ là khu dự trữ sinh quyển quy mô lớn</w:t>
+      </w:r>
+    </w:p>
+    <w:p>
+      <w:r>
+        <w:t>Nơi đây nổi tiếng với hệ sinh thái rừng tràm hình thành trong điều kiện úng phèn, ngập nước, trên đất than bùn. Hệ sinh thái đa dạng, phong phú với hơn 250 loài thực vật, 40 loài thú, 182 loài chim, 20 loài bò sát, lưỡng thê cùng nhiều loài côn trùng khác. Trong đó, có rất nhiều loài quý hiếm nằm trong Sách đỏ của Tổ chức bảo tồn thiên nhiên Quốc tế.</w:t>
+      </w:r>
+    </w:p>
+    <w:p>
+      <w:r>
+        <w:t>Hệ sinh thái động thực vật đa dạng tại rừngNguồn: Khương Nhựt Minh</w:t>
+      </w:r>
+    </w:p>
+    <w:p>
+      <w:r>
+        <w:rPr>
+          <w:b/>
+          <w:bCs/>
+        </w:rPr>
+        <w:t>Kinh nghiệm du lịch U Minh Hạ</w:t>
+      </w:r>
+      <w:r>
+        <w:t xml:space="preserve"> của nhiều người cho thấy đây là điểm đến hấp dẫn cho những ai ưa khám phá tự nhiên, thích mạo hiểm và tìm hiểu hệ sinh thái rừng ngập nước. Ngoài ra, rừng tràm U Minh Hạ còn là căn cứ địa Cách mạng của Nam Bộ, có vai trò quan trọng trong các cuộc kháng chiến chống Pháp và Mỹ.</w:t>
+      </w:r>
+    </w:p>
+    <w:p>
+      <w:pPr>
+        <w:rPr>
+          <w:b/>
+          <w:bCs/>
+        </w:rPr>
+      </w:pPr>
+      <w:r>
+        <w:rPr>
+          <w:b/>
+          <w:bCs/>
+        </w:rPr>
+        <w:t>2. Thông tin liên lạc của Vườn Quốc gia U Minh Hạ</w:t>
+      </w:r>
+    </w:p>
+    <w:p>
+      <w:r>
+        <w:t>Vị trí: Ấp Vồ Dơi, xã Trần Hợi, huyện Trần Văn Thời, Cà Mau</w:t>
+      </w:r>
+      <w:r>
+        <w:t xml:space="preserve"> (cũ)</w:t>
+      </w:r>
+      <w:r>
+        <w:t>.</w:t>
+      </w:r>
+    </w:p>
+    <w:p>
+      <w:r>
+        <w:t>Địa chỉ website: vuonqgumh.camau.gov.vn.</w:t>
+      </w:r>
+    </w:p>
+    <w:p>
+      <w:r>
+        <w:t>Điện thoại liên hệ: 0780.391.0020 hoặc 0780.391.0070.</w:t>
+      </w:r>
+    </w:p>
+    <w:p>
+      <w:pPr>
+        <w:rPr>
+          <w:b/>
+          <w:bCs/>
+        </w:rPr>
+      </w:pPr>
+      <w:r>
+        <w:rPr>
+          <w:b/>
+          <w:bCs/>
+        </w:rPr>
+        <w:lastRenderedPageBreak/>
+        <w:t>3. Bảng giá dịch vụ tại U Minh Hạ</w:t>
+      </w:r>
+    </w:p>
+    <w:p>
+      <w:r>
+        <w:t>Vé vào tham quan: 10.000 VND/ lượt.</w:t>
+      </w:r>
+    </w:p>
+    <w:p>
+      <w:r>
+        <w:t>Thuê thuyền tham quan rừng: 150.000 VND/ người/ giờ hoặc 80.000 VND/ người/ 30 phút.</w:t>
+      </w:r>
+    </w:p>
+    <w:p>
+      <w:pPr>
+        <w:rPr>
+          <w:b/>
+          <w:bCs/>
+        </w:rPr>
+      </w:pPr>
+      <w:r>
+        <w:rPr>
+          <w:b/>
+          <w:bCs/>
+        </w:rPr>
+        <w:t>4. Thời điểm lý tưởng để tham quan, khám phá U Minh Hạ</w:t>
+      </w:r>
+    </w:p>
+    <w:p>
+      <w:r>
+        <w:t xml:space="preserve">Thời tiết tại U Minh Hạ được phân hóa thành 2 mùa rõ rệt là mùa khô và mùa mưa. Mùa khô bắt đầu từ tháng 5 và kết thúc vào tháng 10, mùa mưa kéo dài từ tháng 11 – tháng 4 năm sau. Theo </w:t>
+      </w:r>
+      <w:r>
+        <w:rPr>
+          <w:b/>
+          <w:bCs/>
+        </w:rPr>
+        <w:t>kinh nghiệm du lịch U Minh Hạ</w:t>
+      </w:r>
+      <w:r>
+        <w:t xml:space="preserve"> thì du khách có thể tham quan, khám phá khu Vườn Quốc gia này vào mọi thời điểm trong năm.</w:t>
+      </w:r>
+    </w:p>
+    <w:p>
+      <w:r>
+        <w:t>Mùa mưa, nước dâng cao thuận tiện cho việc di chuyển bằng thuyềnNguồn: Báo Cần Thơ</w:t>
+      </w:r>
+    </w:p>
+    <w:p>
+      <w:r>
+        <w:t>Mùa mưa là lúc nước dâng cao, việc di chuyển bằng thuyền quanh rừng ngập mặn sẽ dễ dàng hơn. Ngược lại, mùa khô sẽ thuận lợi hơn cho việc tham quan bởi trời nắng, không có mưa. Nếu bạn muốn đến đây để khám phá hệ sinh thái hay chụp ảnh check – in thì mùa khô sẽ là thời điểm lý tưởng hơn.</w:t>
+      </w:r>
+    </w:p>
+    <w:p>
+      <w:pPr>
+        <w:rPr>
+          <w:b/>
+          <w:bCs/>
+        </w:rPr>
+      </w:pPr>
+      <w:r>
+        <w:rPr>
+          <w:b/>
+          <w:bCs/>
+        </w:rPr>
+        <w:t>5. Phương tiện và cách di chuyển đến rừng U Minh Hạ</w:t>
+      </w:r>
+    </w:p>
+    <w:p>
+      <w:r>
+        <w:t>Từ TP. Hồ Chí Minh, có 2 cách để đến được Vườn Quốc gia U Minh Hạ:</w:t>
+      </w:r>
+    </w:p>
+    <w:p>
+      <w:r>
+        <w:rPr>
+          <w:b/>
+          <w:bCs/>
+        </w:rPr>
+        <w:t>Đi xe máy</w:t>
+      </w:r>
+    </w:p>
+    <w:p>
+      <w:r>
+        <w:t>Từ TP. Hồ Chí Minh, bạn có thể chạy theo Quốc lộ 1A, qua cầu Cà Mau đến đường Ngô Quyền, Võ Văn Kiệt, theo biển chỉ dẫn để đến rừng U Minh Hạ. Trên đường đi, bạn nên hỏi thăm người dân địa phương để tránh đi lạc.</w:t>
+      </w:r>
+    </w:p>
+    <w:p>
+      <w:r>
+        <w:rPr>
+          <w:b/>
+          <w:bCs/>
+        </w:rPr>
+        <w:t>Đi xe khách</w:t>
+      </w:r>
+    </w:p>
+    <w:p>
+      <w:r>
+        <w:t xml:space="preserve">Xe khách cũng là phương tiện được nhiều người lựa chọn để đi </w:t>
+      </w:r>
+      <w:r>
+        <w:rPr>
+          <w:b/>
+          <w:bCs/>
+        </w:rPr>
+        <w:t>du lịch rừng U Minh Hạ</w:t>
+      </w:r>
+      <w:r>
+        <w:t>. Tuyến TP. Hồ Chí Minh – Cà Mau có các chuyến xe khách xuất phát từ bến xe Miền Đông, Miền Tây hoặc An Sương. Giá vé xe khách thường dao động từ 180.000 – 200.000 VND/ vé.</w:t>
+      </w:r>
+    </w:p>
+    <w:p>
+      <w:r>
+        <w:t>Các nhà xe uy tín mà bạn có thể tham khảo là: Phương Trang, Liên Hưng, Ngọc Hà, Mai Linh, Giáp Diệp… Từ bến xe Cà Mau, bạn hãy bắt taxi hoặc xe ôm để đến U Minh Hạ.</w:t>
+      </w:r>
+    </w:p>
+    <w:p>
+      <w:pPr>
+        <w:rPr>
+          <w:b/>
+          <w:bCs/>
+        </w:rPr>
+      </w:pPr>
+      <w:r>
+        <w:rPr>
+          <w:b/>
+          <w:bCs/>
+        </w:rPr>
+        <w:t>6. Lưu trú ở đâu khi đi du lịch Vườn Quốc gia U Minh Hạ</w:t>
+      </w:r>
+    </w:p>
+    <w:p>
+      <w:r>
+        <w:t xml:space="preserve">Hầu hết khách du lịch đến Vườn Quốc gia U Minh Hạ đều đi về trong ngày, không ở lại qua đêm. Dịch vụ lưu trú xung quanh rừng cũng chưa phát triển nên bạn có thể nghỉ tại các nhà nghỉ, khách sạn ở thành phố Cà Mau. </w:t>
+      </w:r>
+      <w:r>
+        <w:rPr>
+          <w:b/>
+          <w:bCs/>
+        </w:rPr>
+        <w:t>Kinh nghiệm du lịch U Minh Hạ</w:t>
+      </w:r>
+      <w:r>
+        <w:t xml:space="preserve"> cũng cho thấy, lưu trú ở trung tâm thành phố sẽ tiện hơn cho việc di chuyển và khám phá các địa điểm du lịch khác.</w:t>
+      </w:r>
+    </w:p>
+    <w:p>
+      <w:r>
+        <w:t>Khách du lịch U Minh Hạ thường đi và về trong ngày, không ở lại qua đêmNguồn: Báo Cần Thơ</w:t>
+      </w:r>
+    </w:p>
+    <w:p>
+      <w:r>
+        <w:t xml:space="preserve">Bạn có thể truy cập vào Traveloka để tìm kiếm và đặt phòng </w:t>
       </w:r>
       <w:hyperlink r:id="rId4" w:tgtFrame="_blank" w:history="1">
-        <w:r>
-          <w:rPr>
-            <w:rStyle w:val="Hyperlink"/>
-            <w:b/>
-            <w:bCs/>
-          </w:rPr>
-          <w:t>Traveloka</w:t>
-        </w:r>
-      </w:hyperlink>
-      <w:r>
-        <w:t xml:space="preserve"> tham khảo cẩm nang khám phá U Minh Hạ qua bài viết sau đây.</w:t>
-      </w:r>
-    </w:p>
-    <w:p>
-      <w:r>
-        <w:drawing>
-          <wp:inline distT="0" distB="0" distL="0" distR="0" wp14:anchorId="5D093D26" wp14:editId="15728E17">
-            <wp:extent cx="5943600" cy="3900170"/>
-            <wp:effectExtent l="0" t="0" r="0" b="5080"/>
-            <wp:docPr id="1230104118" name="Picture 26" descr="Kinh nghiệm du lịch U Minh Hạ hữu ích"/>
-            <wp:cNvGraphicFramePr>
-              <a:graphicFrameLocks xmlns:a="http://schemas.openxmlformats.org/drawingml/2006/main" noChangeAspect="1"/>
-            </wp:cNvGraphicFramePr>
-            <a:graphic xmlns:a="http://schemas.openxmlformats.org/drawingml/2006/main">
-              <a:graphicData uri="http://schemas.openxmlformats.org/drawingml/2006/picture">
-                <pic:pic xmlns:pic="http://schemas.openxmlformats.org/drawingml/2006/picture">
-                  <pic:nvPicPr>
-                    <pic:cNvPr id="0" name="Picture 66" descr="Kinh nghiệm du lịch U Minh Hạ hữu ích"/>
-                    <pic:cNvPicPr>
-                      <a:picLocks noChangeAspect="1" noChangeArrowheads="1"/>
-                    </pic:cNvPicPr>
-                  </pic:nvPicPr>
-                  <pic:blipFill>
-                    <a:blip r:embed="rId5">
-                      <a:extLst>
-                        <a:ext uri="{28A0092B-C50C-407E-A947-70E740481C1C}">
-                          <a14:useLocalDpi xmlns:a14="http://schemas.microsoft.com/office/drawing/2010/main" val="0"/>
-                        </a:ext>
-                      </a:extLst>
-                    </a:blip>
-                    <a:srcRect/>
-                    <a:stretch>
-                      <a:fillRect/>
-                    </a:stretch>
-                  </pic:blipFill>
-                  <pic:spPr bwMode="auto">
-                    <a:xfrm>
-                      <a:off x="0" y="0"/>
-                      <a:ext cx="5943600" cy="3900170"/>
-                    </a:xfrm>
-                    <a:prstGeom prst="rect">
-                      <a:avLst/>
-                    </a:prstGeom>
-                    <a:noFill/>
-                    <a:ln>
-                      <a:noFill/>
-                    </a:ln>
-                  </pic:spPr>
-                </pic:pic>
-              </a:graphicData>
-            </a:graphic>
-          </wp:inline>
-        </w:drawing>
-      </w:r>
-    </w:p>
-    <w:p>
-      <w:r>
-        <w:t>Kinh nghiệm du lịch U Minh Hạ cung cấp nhiều thông tin hữu íchNguồn: Khương Nhựt Minh</w:t>
-      </w:r>
-    </w:p>
-    <w:p>
-      <w:pPr>
-        <w:rPr>
-          <w:b/>
-          <w:bCs/>
-        </w:rPr>
-      </w:pPr>
-      <w:r>
-        <w:rPr>
-          <w:b/>
-          <w:bCs/>
-        </w:rPr>
-        <w:t>1. Rừng U Minh Hạ ở đâu, có gì đặc biệt?</w:t>
-      </w:r>
-    </w:p>
-    <w:p>
-      <w:r>
-        <w:t>Vườn Quốc gia U Minh Hạ nằm ở phía tây tỉnh Cà Mau, trong địa giới hành chính của 4 xã thuộc 2 huyện U Minh và Trần Văn Thời. U Minh Hạ cách trung tâm thành phố Cà Mau tầm 40 km, có thể di chuyển bằng ô tô. Tổng diện tích của rừng lên đến 8.527 ha, là một trong 3 vùng lõi của Khu Dự trữ sinh quyển thế giới Mũi Cà Mau.</w:t>
-      </w:r>
-    </w:p>
-    <w:p>
-      <w:r>
-        <w:lastRenderedPageBreak/>
-        <w:drawing>
-          <wp:inline distT="0" distB="0" distL="0" distR="0" wp14:anchorId="467BB864" wp14:editId="09AAA889">
-            <wp:extent cx="5943600" cy="3900805"/>
-            <wp:effectExtent l="0" t="0" r="0" b="4445"/>
-            <wp:docPr id="286775633" name="Picture 25" descr="U Minh Hạ tại Cà Mau"/>
-            <wp:cNvGraphicFramePr>
-              <a:graphicFrameLocks xmlns:a="http://schemas.openxmlformats.org/drawingml/2006/main" noChangeAspect="1"/>
-            </wp:cNvGraphicFramePr>
-            <a:graphic xmlns:a="http://schemas.openxmlformats.org/drawingml/2006/main">
-              <a:graphicData uri="http://schemas.openxmlformats.org/drawingml/2006/picture">
-                <pic:pic xmlns:pic="http://schemas.openxmlformats.org/drawingml/2006/picture">
-                  <pic:nvPicPr>
-                    <pic:cNvPr id="0" name="Picture 67" descr="U Minh Hạ tại Cà Mau"/>
-                    <pic:cNvPicPr>
-                      <a:picLocks noChangeAspect="1" noChangeArrowheads="1"/>
-                    </pic:cNvPicPr>
-                  </pic:nvPicPr>
-                  <pic:blipFill>
-                    <a:blip r:embed="rId6">
-                      <a:extLst>
-                        <a:ext uri="{28A0092B-C50C-407E-A947-70E740481C1C}">
-                          <a14:useLocalDpi xmlns:a14="http://schemas.microsoft.com/office/drawing/2010/main" val="0"/>
-                        </a:ext>
-                      </a:extLst>
-                    </a:blip>
-                    <a:srcRect/>
-                    <a:stretch>
-                      <a:fillRect/>
-                    </a:stretch>
-                  </pic:blipFill>
-                  <pic:spPr bwMode="auto">
-                    <a:xfrm>
-                      <a:off x="0" y="0"/>
-                      <a:ext cx="5943600" cy="3900805"/>
-                    </a:xfrm>
-                    <a:prstGeom prst="rect">
-                      <a:avLst/>
-                    </a:prstGeom>
-                    <a:noFill/>
-                    <a:ln>
-                      <a:noFill/>
-                    </a:ln>
-                  </pic:spPr>
-                </pic:pic>
-              </a:graphicData>
-            </a:graphic>
-          </wp:inline>
-        </w:drawing>
-      </w:r>
-    </w:p>
-    <w:p>
-      <w:r>
-        <w:t>U Minh Hạ là khu dự trữ sinh quyển quy mô lớnNguồn: Khương Nhựt Minh</w:t>
-      </w:r>
-    </w:p>
-    <w:p>
-      <w:r>
-        <w:t>Nơi đây nổi tiếng với hệ sinh thái rừng tràm hình thành trong điều kiện úng phèn, ngập nước, trên đất than bùn. Hệ sinh thái đa dạng, phong phú với hơn 250 loài thực vật, 40 loài thú, 182 loài chim, 20 loài bò sát, lưỡng thê cùng nhiều loài côn trùng khác. Trong đó, có rất nhiều loài quý hiếm nằm trong Sách đỏ của Tổ chức bảo tồn thiên nhiên Quốc tế.</w:t>
-      </w:r>
-    </w:p>
-    <w:p>
-      <w:r>
-        <w:drawing>
-          <wp:inline distT="0" distB="0" distL="0" distR="0" wp14:anchorId="135DA926" wp14:editId="5B975C4F">
-            <wp:extent cx="5943600" cy="3962400"/>
-            <wp:effectExtent l="0" t="0" r="0" b="0"/>
-            <wp:docPr id="793068290" name="Picture 24" descr="Động vật tại U Minh Hạ"/>
-            <wp:cNvGraphicFramePr>
-              <a:graphicFrameLocks xmlns:a="http://schemas.openxmlformats.org/drawingml/2006/main" noChangeAspect="1"/>
-            </wp:cNvGraphicFramePr>
-            <a:graphic xmlns:a="http://schemas.openxmlformats.org/drawingml/2006/main">
-              <a:graphicData uri="http://schemas.openxmlformats.org/drawingml/2006/picture">
-                <pic:pic xmlns:pic="http://schemas.openxmlformats.org/drawingml/2006/picture">
-                  <pic:nvPicPr>
-                    <pic:cNvPr id="0" name="Picture 68" descr="Động vật tại U Minh Hạ"/>
-                    <pic:cNvPicPr>
-                      <a:picLocks noChangeAspect="1" noChangeArrowheads="1"/>
-                    </pic:cNvPicPr>
-                  </pic:nvPicPr>
-                  <pic:blipFill>
-                    <a:blip r:embed="rId7">
-                      <a:extLst>
-                        <a:ext uri="{28A0092B-C50C-407E-A947-70E740481C1C}">
-                          <a14:useLocalDpi xmlns:a14="http://schemas.microsoft.com/office/drawing/2010/main" val="0"/>
-                        </a:ext>
-                      </a:extLst>
-                    </a:blip>
-                    <a:srcRect/>
-                    <a:stretch>
-                      <a:fillRect/>
-                    </a:stretch>
-                  </pic:blipFill>
-                  <pic:spPr bwMode="auto">
-                    <a:xfrm>
-                      <a:off x="0" y="0"/>
-                      <a:ext cx="5943600" cy="3962400"/>
-                    </a:xfrm>
-                    <a:prstGeom prst="rect">
-                      <a:avLst/>
-                    </a:prstGeom>
-                    <a:noFill/>
-                    <a:ln>
-                      <a:noFill/>
-                    </a:ln>
-                  </pic:spPr>
-                </pic:pic>
-              </a:graphicData>
-            </a:graphic>
-          </wp:inline>
-        </w:drawing>
-      </w:r>
-    </w:p>
-    <w:p>
-      <w:r>
-        <w:t>Hệ sinh thái động thực vật đa dạng tại rừngNguồn: Khương Nhựt Minh</w:t>
-      </w:r>
-    </w:p>
-    <w:p>
-      <w:r>
-        <w:rPr>
-          <w:b/>
-          <w:bCs/>
-        </w:rPr>
-        <w:t>Kinh nghiệm du lịch U Minh Hạ</w:t>
-      </w:r>
-      <w:r>
-        <w:t xml:space="preserve"> của nhiều người cho thấy đây là điểm đến hấp dẫn cho những ai ưa khám phá tự nhiên, thích mạo hiểm và tìm hiểu hệ sinh thái rừng ngập nước. Ngoài ra, rừng tràm U Minh Hạ còn là căn cứ địa Cách mạng của Nam Bộ, có vai trò quan trọng trong các cuộc kháng chiến chống Pháp và Mỹ.</w:t>
-      </w:r>
-    </w:p>
-    <w:p>
-      <w:pPr>
-        <w:rPr>
-          <w:b/>
-          <w:bCs/>
-        </w:rPr>
-      </w:pPr>
-      <w:r>
-        <w:rPr>
-          <w:b/>
-          <w:bCs/>
-        </w:rPr>
-        <w:t>2. Thông tin liên lạc của Vườn Quốc gia U Minh Hạ</w:t>
-      </w:r>
-    </w:p>
-    <w:p>
-      <w:r>
-        <w:t>Vị trí: Ấp Vồ Dơi, xã Trần Hợi, huyện Trần Văn Thời, Cà Mau.</w:t>
-      </w:r>
-    </w:p>
-    <w:p>
-      <w:r>
-        <w:t>Địa chỉ website: vuonqgumh.camau.gov.vn.</w:t>
-      </w:r>
-    </w:p>
-    <w:p>
-      <w:r>
-        <w:t>Điện thoại liên hệ: 0780.391.0020 hoặc 0780.391.0070.</w:t>
-      </w:r>
-    </w:p>
-    <w:p>
-      <w:pPr>
-        <w:rPr>
-          <w:b/>
-          <w:bCs/>
-        </w:rPr>
-      </w:pPr>
-      <w:r>
-        <w:rPr>
-          <w:b/>
-          <w:bCs/>
-        </w:rPr>
-        <w:t>3. Bảng giá dịch vụ tại U Minh Hạ</w:t>
-      </w:r>
-    </w:p>
-    <w:p>
-      <w:r>
-        <w:t>Vé vào tham quan: 10.000 VND/ lượt.</w:t>
-      </w:r>
-    </w:p>
-    <w:p>
-      <w:r>
-        <w:t>Thuê thuyền tham quan rừng: 150.000 VND/ người/ giờ hoặc 80.000 VND/ người/ 30 phút.</w:t>
-      </w:r>
-    </w:p>
-    <w:p>
-      <w:pPr>
-        <w:rPr>
-          <w:b/>
-          <w:bCs/>
-        </w:rPr>
-      </w:pPr>
-      <w:r>
-        <w:rPr>
-          <w:b/>
-          <w:bCs/>
-        </w:rPr>
-        <w:t>4. Thời điểm lý tưởng để tham quan, khám phá U Minh Hạ</w:t>
-      </w:r>
-    </w:p>
-    <w:p>
-      <w:r>
-        <w:t xml:space="preserve">Thời tiết tại U Minh Hạ được phân hóa thành 2 mùa rõ rệt là mùa khô và mùa mưa. Mùa khô bắt đầu từ tháng 5 và kết thúc vào tháng 10, mùa mưa kéo dài từ tháng 11 – tháng 4 năm sau. Theo </w:t>
-      </w:r>
-      <w:r>
-        <w:rPr>
-          <w:b/>
-          <w:bCs/>
-        </w:rPr>
-        <w:t>kinh nghiệm du lịch U Minh Hạ</w:t>
-      </w:r>
-      <w:r>
-        <w:t xml:space="preserve"> thì du khách có thể tham quan, khám phá khu Vườn Quốc gia này vào mọi thời điểm trong năm.</w:t>
-      </w:r>
-    </w:p>
-    <w:p>
-      <w:r>
-        <w:drawing>
-          <wp:inline distT="0" distB="0" distL="0" distR="0" wp14:anchorId="0B2EE1F6" wp14:editId="3EEE238E">
-            <wp:extent cx="5943600" cy="3973195"/>
-            <wp:effectExtent l="0" t="0" r="0" b="8255"/>
-            <wp:docPr id="2973011" name="Picture 23" descr="Khám phá U Minh Hạ"/>
-            <wp:cNvGraphicFramePr>
-              <a:graphicFrameLocks xmlns:a="http://schemas.openxmlformats.org/drawingml/2006/main" noChangeAspect="1"/>
-            </wp:cNvGraphicFramePr>
-            <a:graphic xmlns:a="http://schemas.openxmlformats.org/drawingml/2006/main">
-              <a:graphicData uri="http://schemas.openxmlformats.org/drawingml/2006/picture">
-                <pic:pic xmlns:pic="http://schemas.openxmlformats.org/drawingml/2006/picture">
-                  <pic:nvPicPr>
-                    <pic:cNvPr id="0" name="Picture 69" descr="Khám phá U Minh Hạ"/>
-                    <pic:cNvPicPr>
-                      <a:picLocks noChangeAspect="1" noChangeArrowheads="1"/>
-                    </pic:cNvPicPr>
-                  </pic:nvPicPr>
-                  <pic:blipFill>
-                    <a:blip r:embed="rId8">
-                      <a:extLst>
-                        <a:ext uri="{28A0092B-C50C-407E-A947-70E740481C1C}">
-                          <a14:useLocalDpi xmlns:a14="http://schemas.microsoft.com/office/drawing/2010/main" val="0"/>
-                        </a:ext>
-                      </a:extLst>
-                    </a:blip>
-                    <a:srcRect/>
-                    <a:stretch>
-                      <a:fillRect/>
-                    </a:stretch>
-                  </pic:blipFill>
-                  <pic:spPr bwMode="auto">
-                    <a:xfrm>
-                      <a:off x="0" y="0"/>
-                      <a:ext cx="5943600" cy="3973195"/>
-                    </a:xfrm>
-                    <a:prstGeom prst="rect">
-                      <a:avLst/>
-                    </a:prstGeom>
-                    <a:noFill/>
-                    <a:ln>
-                      <a:noFill/>
-                    </a:ln>
-                  </pic:spPr>
-                </pic:pic>
-              </a:graphicData>
-            </a:graphic>
-          </wp:inline>
-        </w:drawing>
-      </w:r>
-    </w:p>
-    <w:p>
-      <w:r>
-        <w:t>Mùa mưa, nước dâng cao thuận tiện cho việc di chuyển bằng thuyềnNguồn: Báo Cần Thơ</w:t>
-      </w:r>
-    </w:p>
-    <w:p>
-      <w:r>
-        <w:t>Mùa mưa là lúc nước dâng cao, việc di chuyển bằng thuyền quanh rừng ngập mặn sẽ dễ dàng hơn. Ngược lại, mùa khô sẽ thuận lợi hơn cho việc tham quan bởi trời nắng, không có mưa. Nếu bạn muốn đến đây để khám phá hệ sinh thái hay chụp ảnh check – in thì mùa khô sẽ là thời điểm lý tưởng hơn.</w:t>
-      </w:r>
-    </w:p>
-    <w:p>
-      <w:pPr>
-        <w:rPr>
-          <w:b/>
-          <w:bCs/>
-        </w:rPr>
-      </w:pPr>
-      <w:r>
-        <w:rPr>
-          <w:b/>
-          <w:bCs/>
-        </w:rPr>
-        <w:t>5. Phương tiện và cách di chuyển đến rừng U Minh Hạ</w:t>
-      </w:r>
-    </w:p>
-    <w:p>
-      <w:r>
-        <w:t>Từ TP. Hồ Chí Minh, có 2 cách để đến được Vườn Quốc gia U Minh Hạ:</w:t>
-      </w:r>
-    </w:p>
-    <w:p>
-      <w:r>
-        <w:rPr>
-          <w:b/>
-          <w:bCs/>
-        </w:rPr>
-        <w:t>Đi xe máy</w:t>
-      </w:r>
-    </w:p>
-    <w:p>
-      <w:r>
-        <w:t>Từ TP. Hồ Chí Minh, bạn có thể chạy theo Quốc lộ 1A, qua cầu Cà Mau đến đường Ngô Quyền, Võ Văn Kiệt, theo biển chỉ dẫn để đến rừng U Minh Hạ. Trên đường đi, bạn nên hỏi thăm người dân địa phương để tránh đi lạc.</w:t>
-      </w:r>
-    </w:p>
-    <w:p>
-      <w:r>
-        <w:rPr>
-          <w:b/>
-          <w:bCs/>
-        </w:rPr>
-        <w:t>Đi xe khách</w:t>
-      </w:r>
-    </w:p>
-    <w:p>
-      <w:r>
-        <w:t xml:space="preserve">Xe khách cũng là phương tiện được nhiều người lựa chọn để đi </w:t>
-      </w:r>
-      <w:r>
-        <w:rPr>
-          <w:b/>
-          <w:bCs/>
-        </w:rPr>
-        <w:t>du lịch rừng U Minh Hạ</w:t>
-      </w:r>
-      <w:r>
-        <w:t>. Tuyến TP. Hồ Chí Minh – Cà Mau có các chuyến xe khách xuất phát từ bến xe Miền Đông, Miền Tây hoặc An Sương. Giá vé xe khách thường dao động từ 180.000 – 200.000 VND/ vé.</w:t>
-      </w:r>
-    </w:p>
-    <w:p>
-      <w:r>
-        <w:drawing>
-          <wp:inline distT="0" distB="0" distL="0" distR="0" wp14:anchorId="209F54F7" wp14:editId="40AD189F">
-            <wp:extent cx="5943600" cy="3902075"/>
-            <wp:effectExtent l="0" t="0" r="0" b="3175"/>
-            <wp:docPr id="447519768" name="Picture 22" descr="Xe khách về Cà Mau"/>
-            <wp:cNvGraphicFramePr>
-              <a:graphicFrameLocks xmlns:a="http://schemas.openxmlformats.org/drawingml/2006/main" noChangeAspect="1"/>
-            </wp:cNvGraphicFramePr>
-            <a:graphic xmlns:a="http://schemas.openxmlformats.org/drawingml/2006/main">
-              <a:graphicData uri="http://schemas.openxmlformats.org/drawingml/2006/picture">
-                <pic:pic xmlns:pic="http://schemas.openxmlformats.org/drawingml/2006/picture">
-                  <pic:nvPicPr>
-                    <pic:cNvPr id="0" name="Picture 70" descr="Xe khách về Cà Mau"/>
-                    <pic:cNvPicPr>
-                      <a:picLocks noChangeAspect="1" noChangeArrowheads="1"/>
-                    </pic:cNvPicPr>
-                  </pic:nvPicPr>
-                  <pic:blipFill>
-                    <a:blip r:embed="rId9">
-                      <a:extLst>
-                        <a:ext uri="{28A0092B-C50C-407E-A947-70E740481C1C}">
-                          <a14:useLocalDpi xmlns:a14="http://schemas.microsoft.com/office/drawing/2010/main" val="0"/>
-                        </a:ext>
-                      </a:extLst>
-                    </a:blip>
-                    <a:srcRect/>
-                    <a:stretch>
-                      <a:fillRect/>
-                    </a:stretch>
-                  </pic:blipFill>
-                  <pic:spPr bwMode="auto">
-                    <a:xfrm>
-                      <a:off x="0" y="0"/>
-                      <a:ext cx="5943600" cy="3902075"/>
-                    </a:xfrm>
-                    <a:prstGeom prst="rect">
-                      <a:avLst/>
-                    </a:prstGeom>
-                    <a:noFill/>
-                    <a:ln>
-                      <a:noFill/>
-                    </a:ln>
-                  </pic:spPr>
-                </pic:pic>
-              </a:graphicData>
-            </a:graphic>
-          </wp:inline>
-        </w:drawing>
-      </w:r>
-    </w:p>
-    <w:p>
-      <w:r>
-        <w:t>Xe khách là phương tiện giá rẻ để về Cà MauNguồn: Gia Minh</w:t>
-      </w:r>
-    </w:p>
-    <w:p>
-      <w:r>
-        <w:t>Các nhà xe uy tín mà bạn có thể tham khảo là: Phương Trang, Liên Hưng, Ngọc Hà, Mai Linh, Giáp Diệp… Từ bến xe Cà Mau, bạn hãy bắt taxi hoặc xe ôm để đến U Minh Hạ.</w:t>
-      </w:r>
-    </w:p>
-    <w:p>
-      <w:pPr>
-        <w:rPr>
-          <w:b/>
-          <w:bCs/>
-        </w:rPr>
-      </w:pPr>
-      <w:r>
-        <w:rPr>
-          <w:b/>
-          <w:bCs/>
-        </w:rPr>
-        <w:t>6. Lưu trú ở đâu khi đi du lịch Vườn Quốc gia U Minh Hạ</w:t>
-      </w:r>
-    </w:p>
-    <w:p>
-      <w:r>
-        <w:t xml:space="preserve">Hầu hết khách du lịch đến Vườn Quốc gia U Minh Hạ đều đi về trong ngày, không ở lại qua đêm. Dịch vụ lưu trú xung quanh rừng cũng chưa phát triển nên bạn có thể nghỉ tại các nhà nghỉ, khách sạn ở thành phố Cà Mau. </w:t>
-      </w:r>
-      <w:r>
-        <w:rPr>
-          <w:b/>
-          <w:bCs/>
-        </w:rPr>
-        <w:t>Kinh nghiệm du lịch U Minh Hạ</w:t>
-      </w:r>
-      <w:r>
-        <w:t xml:space="preserve"> cũng cho thấy, lưu trú ở trung tâm thành phố sẽ tiện hơn cho việc di chuyển và khám phá các địa điểm du lịch khác.</w:t>
-      </w:r>
-    </w:p>
-    <w:p>
-      <w:r>
-        <w:drawing>
-          <wp:inline distT="0" distB="0" distL="0" distR="0" wp14:anchorId="1B8B3CDB" wp14:editId="1B9506D7">
-            <wp:extent cx="5943600" cy="4012565"/>
-            <wp:effectExtent l="0" t="0" r="0" b="6985"/>
-            <wp:docPr id="150903978" name="Picture 21" descr="du lịch U Minh Hạ"/>
-            <wp:cNvGraphicFramePr>
-              <a:graphicFrameLocks xmlns:a="http://schemas.openxmlformats.org/drawingml/2006/main" noChangeAspect="1"/>
-            </wp:cNvGraphicFramePr>
-            <a:graphic xmlns:a="http://schemas.openxmlformats.org/drawingml/2006/main">
-              <a:graphicData uri="http://schemas.openxmlformats.org/drawingml/2006/picture">
-                <pic:pic xmlns:pic="http://schemas.openxmlformats.org/drawingml/2006/picture">
-                  <pic:nvPicPr>
-                    <pic:cNvPr id="0" name="Picture 71" descr="du lịch U Minh Hạ"/>
-                    <pic:cNvPicPr>
-                      <a:picLocks noChangeAspect="1" noChangeArrowheads="1"/>
-                    </pic:cNvPicPr>
-                  </pic:nvPicPr>
-                  <pic:blipFill>
-                    <a:blip r:embed="rId10">
-                      <a:extLst>
-                        <a:ext uri="{28A0092B-C50C-407E-A947-70E740481C1C}">
-                          <a14:useLocalDpi xmlns:a14="http://schemas.microsoft.com/office/drawing/2010/main" val="0"/>
-                        </a:ext>
-                      </a:extLst>
-                    </a:blip>
-                    <a:srcRect/>
-                    <a:stretch>
-                      <a:fillRect/>
-                    </a:stretch>
-                  </pic:blipFill>
-                  <pic:spPr bwMode="auto">
-                    <a:xfrm>
-                      <a:off x="0" y="0"/>
-                      <a:ext cx="5943600" cy="4012565"/>
-                    </a:xfrm>
-                    <a:prstGeom prst="rect">
-                      <a:avLst/>
-                    </a:prstGeom>
-                    <a:noFill/>
-                    <a:ln>
-                      <a:noFill/>
-                    </a:ln>
-                  </pic:spPr>
-                </pic:pic>
-              </a:graphicData>
-            </a:graphic>
-          </wp:inline>
-        </w:drawing>
-      </w:r>
-    </w:p>
-    <w:p>
-      <w:r>
-        <w:t>Khách du lịch U Minh Hạ thường đi và về trong ngày, không ở lại qua đêmNguồn: Báo Cần Thơ</w:t>
-      </w:r>
-    </w:p>
-    <w:p>
-      <w:r>
-        <w:t xml:space="preserve">Bạn có thể truy cập vào Traveloka để tìm kiếm và đặt phòng </w:t>
-      </w:r>
-      <w:hyperlink r:id="rId11" w:tgtFrame="_blank" w:history="1">
         <w:r>
           <w:rPr>
             <w:rStyle w:val="Hyperlink"/>
@@ -690,63 +366,6 @@
       </w:r>
     </w:p>
     <w:p>
-      <w:r>
-        <w:drawing>
-          <wp:inline distT="0" distB="0" distL="0" distR="0" wp14:anchorId="47AA6F15" wp14:editId="707A62B6">
-            <wp:extent cx="5943600" cy="4093210"/>
-            <wp:effectExtent l="0" t="0" r="0" b="2540"/>
-            <wp:docPr id="224861106" name="Picture 20" descr="Đài quan sát U Minh Hạ"/>
-            <wp:cNvGraphicFramePr>
-              <a:graphicFrameLocks xmlns:a="http://schemas.openxmlformats.org/drawingml/2006/main" noChangeAspect="1"/>
-            </wp:cNvGraphicFramePr>
-            <a:graphic xmlns:a="http://schemas.openxmlformats.org/drawingml/2006/main">
-              <a:graphicData uri="http://schemas.openxmlformats.org/drawingml/2006/picture">
-                <pic:pic xmlns:pic="http://schemas.openxmlformats.org/drawingml/2006/picture">
-                  <pic:nvPicPr>
-                    <pic:cNvPr id="0" name="Picture 72" descr="Đài quan sát U Minh Hạ"/>
-                    <pic:cNvPicPr>
-                      <a:picLocks noChangeAspect="1" noChangeArrowheads="1"/>
-                    </pic:cNvPicPr>
-                  </pic:nvPicPr>
-                  <pic:blipFill>
-                    <a:blip r:embed="rId12">
-                      <a:extLst>
-                        <a:ext uri="{28A0092B-C50C-407E-A947-70E740481C1C}">
-                          <a14:useLocalDpi xmlns:a14="http://schemas.microsoft.com/office/drawing/2010/main" val="0"/>
-                        </a:ext>
-                      </a:extLst>
-                    </a:blip>
-                    <a:srcRect/>
-                    <a:stretch>
-                      <a:fillRect/>
-                    </a:stretch>
-                  </pic:blipFill>
-                  <pic:spPr bwMode="auto">
-                    <a:xfrm>
-                      <a:off x="0" y="0"/>
-                      <a:ext cx="5943600" cy="4093210"/>
-                    </a:xfrm>
-                    <a:prstGeom prst="rect">
-                      <a:avLst/>
-                    </a:prstGeom>
-                    <a:noFill/>
-                    <a:ln>
-                      <a:noFill/>
-                    </a:ln>
-                  </pic:spPr>
-                </pic:pic>
-              </a:graphicData>
-            </a:graphic>
-          </wp:inline>
-        </w:drawing>
-      </w:r>
-    </w:p>
-    <w:p>
-      <w:r>
-        <w:t>Lên đài quan sát ngắm nhìn toàn cảnh U Minh HạNguồn: Báo Cần Thơ</w:t>
-      </w:r>
-    </w:p>
-    <w:p>
       <w:pPr>
         <w:rPr>
           <w:b/>
@@ -768,63 +387,6 @@
     </w:p>
     <w:p>
       <w:r>
-        <w:drawing>
-          <wp:inline distT="0" distB="0" distL="0" distR="0" wp14:anchorId="70744414" wp14:editId="56698856">
-            <wp:extent cx="4846320" cy="5715000"/>
-            <wp:effectExtent l="0" t="0" r="0" b="0"/>
-            <wp:docPr id="415829791" name="Picture 19" descr="Tham quan rừng U Minh Hạ bằng thuyền"/>
-            <wp:cNvGraphicFramePr>
-              <a:graphicFrameLocks xmlns:a="http://schemas.openxmlformats.org/drawingml/2006/main" noChangeAspect="1"/>
-            </wp:cNvGraphicFramePr>
-            <a:graphic xmlns:a="http://schemas.openxmlformats.org/drawingml/2006/main">
-              <a:graphicData uri="http://schemas.openxmlformats.org/drawingml/2006/picture">
-                <pic:pic xmlns:pic="http://schemas.openxmlformats.org/drawingml/2006/picture">
-                  <pic:nvPicPr>
-                    <pic:cNvPr id="0" name="Picture 73" descr="Tham quan rừng U Minh Hạ bằng thuyền"/>
-                    <pic:cNvPicPr>
-                      <a:picLocks noChangeAspect="1" noChangeArrowheads="1"/>
-                    </pic:cNvPicPr>
-                  </pic:nvPicPr>
-                  <pic:blipFill>
-                    <a:blip r:embed="rId13">
-                      <a:extLst>
-                        <a:ext uri="{28A0092B-C50C-407E-A947-70E740481C1C}">
-                          <a14:useLocalDpi xmlns:a14="http://schemas.microsoft.com/office/drawing/2010/main" val="0"/>
-                        </a:ext>
-                      </a:extLst>
-                    </a:blip>
-                    <a:srcRect/>
-                    <a:stretch>
-                      <a:fillRect/>
-                    </a:stretch>
-                  </pic:blipFill>
-                  <pic:spPr bwMode="auto">
-                    <a:xfrm>
-                      <a:off x="0" y="0"/>
-                      <a:ext cx="4846320" cy="5715000"/>
-                    </a:xfrm>
-                    <a:prstGeom prst="rect">
-                      <a:avLst/>
-                    </a:prstGeom>
-                    <a:noFill/>
-                    <a:ln>
-                      <a:noFill/>
-                    </a:ln>
-                  </pic:spPr>
-                </pic:pic>
-              </a:graphicData>
-            </a:graphic>
-          </wp:inline>
-        </w:drawing>
-      </w:r>
-    </w:p>
-    <w:p>
-      <w:r>
-        <w:t>Tour ngồi thuyền tham quan rừng được du khách cực kỳ yêu thíchNguồn: Báo Cần Thơ</w:t>
-      </w:r>
-    </w:p>
-    <w:p>
-      <w:r>
         <w:t xml:space="preserve">Theo </w:t>
       </w:r>
       <w:r>
@@ -860,125 +422,11 @@
     </w:p>
     <w:p>
       <w:r>
-        <w:drawing>
-          <wp:inline distT="0" distB="0" distL="0" distR="0" wp14:anchorId="3764B019" wp14:editId="6D986DF0">
-            <wp:extent cx="5943600" cy="3347720"/>
-            <wp:effectExtent l="0" t="0" r="0" b="5080"/>
-            <wp:docPr id="1116130847" name="Picture 18" descr="Đặt lờ bắt cá"/>
-            <wp:cNvGraphicFramePr>
-              <a:graphicFrameLocks xmlns:a="http://schemas.openxmlformats.org/drawingml/2006/main" noChangeAspect="1"/>
-            </wp:cNvGraphicFramePr>
-            <a:graphic xmlns:a="http://schemas.openxmlformats.org/drawingml/2006/main">
-              <a:graphicData uri="http://schemas.openxmlformats.org/drawingml/2006/picture">
-                <pic:pic xmlns:pic="http://schemas.openxmlformats.org/drawingml/2006/picture">
-                  <pic:nvPicPr>
-                    <pic:cNvPr id="0" name="Picture 74" descr="Đặt lờ bắt cá"/>
-                    <pic:cNvPicPr>
-                      <a:picLocks noChangeAspect="1" noChangeArrowheads="1"/>
-                    </pic:cNvPicPr>
-                  </pic:nvPicPr>
-                  <pic:blipFill>
-                    <a:blip r:embed="rId14">
-                      <a:extLst>
-                        <a:ext uri="{28A0092B-C50C-407E-A947-70E740481C1C}">
-                          <a14:useLocalDpi xmlns:a14="http://schemas.microsoft.com/office/drawing/2010/main" val="0"/>
-                        </a:ext>
-                      </a:extLst>
-                    </a:blip>
-                    <a:srcRect/>
-                    <a:stretch>
-                      <a:fillRect/>
-                    </a:stretch>
-                  </pic:blipFill>
-                  <pic:spPr bwMode="auto">
-                    <a:xfrm>
-                      <a:off x="0" y="0"/>
-                      <a:ext cx="5943600" cy="3347720"/>
-                    </a:xfrm>
-                    <a:prstGeom prst="rect">
-                      <a:avLst/>
-                    </a:prstGeom>
-                    <a:noFill/>
-                    <a:ln>
-                      <a:noFill/>
-                    </a:ln>
-                  </pic:spPr>
-                </pic:pic>
-              </a:graphicData>
-            </a:graphic>
-          </wp:inline>
-        </w:drawing>
-      </w:r>
-    </w:p>
-    <w:p>
-      <w:r>
-        <w:t>Trải nghiệm đặt lờ bắt cá tại U Minh Hạ @shutterstock</w:t>
-      </w:r>
-    </w:p>
-    <w:p>
-      <w:r>
         <w:t>Nếu may mắn, bạn sẽ câu được những chú cá bông hoặc cá lóc nặng từ 1 – 3 kg. Bên cạnh đó, bạn cũng có thể theo chân người dân địa phương vào rừng đặt lờ bắt cá, đặt trúm bắt lươn, đi hái bồn bồn, đọt choại, đọt có kèn, sen, súng…</w:t>
       </w:r>
     </w:p>
     <w:p>
       <w:r>
-        <w:drawing>
-          <wp:inline distT="0" distB="0" distL="0" distR="0" wp14:anchorId="2CC47A3D" wp14:editId="33233A9C">
-            <wp:extent cx="5943600" cy="4093210"/>
-            <wp:effectExtent l="0" t="0" r="0" b="2540"/>
-            <wp:docPr id="538908756" name="Picture 17" descr="Lấy mật ong rừng"/>
-            <wp:cNvGraphicFramePr>
-              <a:graphicFrameLocks xmlns:a="http://schemas.openxmlformats.org/drawingml/2006/main" noChangeAspect="1"/>
-            </wp:cNvGraphicFramePr>
-            <a:graphic xmlns:a="http://schemas.openxmlformats.org/drawingml/2006/main">
-              <a:graphicData uri="http://schemas.openxmlformats.org/drawingml/2006/picture">
-                <pic:pic xmlns:pic="http://schemas.openxmlformats.org/drawingml/2006/picture">
-                  <pic:nvPicPr>
-                    <pic:cNvPr id="0" name="Picture 75" descr="Lấy mật ong rừng"/>
-                    <pic:cNvPicPr>
-                      <a:picLocks noChangeAspect="1" noChangeArrowheads="1"/>
-                    </pic:cNvPicPr>
-                  </pic:nvPicPr>
-                  <pic:blipFill>
-                    <a:blip r:embed="rId15">
-                      <a:extLst>
-                        <a:ext uri="{28A0092B-C50C-407E-A947-70E740481C1C}">
-                          <a14:useLocalDpi xmlns:a14="http://schemas.microsoft.com/office/drawing/2010/main" val="0"/>
-                        </a:ext>
-                      </a:extLst>
-                    </a:blip>
-                    <a:srcRect/>
-                    <a:stretch>
-                      <a:fillRect/>
-                    </a:stretch>
-                  </pic:blipFill>
-                  <pic:spPr bwMode="auto">
-                    <a:xfrm>
-                      <a:off x="0" y="0"/>
-                      <a:ext cx="5943600" cy="4093210"/>
-                    </a:xfrm>
-                    <a:prstGeom prst="rect">
-                      <a:avLst/>
-                    </a:prstGeom>
-                    <a:noFill/>
-                    <a:ln>
-                      <a:noFill/>
-                    </a:ln>
-                  </pic:spPr>
-                </pic:pic>
-              </a:graphicData>
-            </a:graphic>
-          </wp:inline>
-        </w:drawing>
-      </w:r>
-    </w:p>
-    <w:p>
-      <w:r>
-        <w:t>Theo chân thợ gác kèo vào rừng lấy mật ongNguồn: Báo Cần Thơ</w:t>
-      </w:r>
-    </w:p>
-    <w:p>
-      <w:r>
         <w:t xml:space="preserve">Đặc biệt, rừng tràm U Minh Hạ có rất nhiều ong hút mật từ nhụy bông tràm. Nếu đi </w:t>
       </w:r>
       <w:r>
@@ -1038,71 +486,6 @@
     </w:p>
     <w:p>
       <w:r>
-        <w:drawing>
-          <wp:inline distT="0" distB="0" distL="0" distR="0" wp14:anchorId="089230C2" wp14:editId="313493C2">
-            <wp:extent cx="5943600" cy="4225290"/>
-            <wp:effectExtent l="0" t="0" r="0" b="3810"/>
-            <wp:docPr id="232248767" name="Picture 16" descr="Ong non"/>
-            <wp:cNvGraphicFramePr>
-              <a:graphicFrameLocks xmlns:a="http://schemas.openxmlformats.org/drawingml/2006/main" noChangeAspect="1"/>
-            </wp:cNvGraphicFramePr>
-            <a:graphic xmlns:a="http://schemas.openxmlformats.org/drawingml/2006/main">
-              <a:graphicData uri="http://schemas.openxmlformats.org/drawingml/2006/picture">
-                <pic:pic xmlns:pic="http://schemas.openxmlformats.org/drawingml/2006/picture">
-                  <pic:nvPicPr>
-                    <pic:cNvPr id="0" name="Picture 76" descr="Ong non"/>
-                    <pic:cNvPicPr>
-                      <a:picLocks noChangeAspect="1" noChangeArrowheads="1"/>
-                    </pic:cNvPicPr>
-                  </pic:nvPicPr>
-                  <pic:blipFill>
-                    <a:blip r:embed="rId16">
-                      <a:extLst>
-                        <a:ext uri="{28A0092B-C50C-407E-A947-70E740481C1C}">
-                          <a14:useLocalDpi xmlns:a14="http://schemas.microsoft.com/office/drawing/2010/main" val="0"/>
-                        </a:ext>
-                      </a:extLst>
-                    </a:blip>
-                    <a:srcRect/>
-                    <a:stretch>
-                      <a:fillRect/>
-                    </a:stretch>
-                  </pic:blipFill>
-                  <pic:spPr bwMode="auto">
-                    <a:xfrm>
-                      <a:off x="0" y="0"/>
-                      <a:ext cx="5943600" cy="4225290"/>
-                    </a:xfrm>
-                    <a:prstGeom prst="rect">
-                      <a:avLst/>
-                    </a:prstGeom>
-                    <a:noFill/>
-                    <a:ln>
-                      <a:noFill/>
-                    </a:ln>
-                  </pic:spPr>
-                </pic:pic>
-              </a:graphicData>
-            </a:graphic>
-          </wp:inline>
-        </w:drawing>
-      </w:r>
-    </w:p>
-    <w:p>
-      <w:r>
-        <w:t xml:space="preserve">Ong </w:t>
-      </w:r>
-      <w:proofErr w:type="gramStart"/>
-      <w:r>
-        <w:t>non U</w:t>
-      </w:r>
-      <w:proofErr w:type="gramEnd"/>
-      <w:r>
-        <w:t xml:space="preserve"> Minh Hạ được chế biến thành nhiều món ăn đặc sảnNguồn: Báo Cần Thơ</w:t>
-      </w:r>
-    </w:p>
-    <w:p>
-      <w:r>
         <w:rPr>
           <w:b/>
           <w:bCs/>
@@ -1117,63 +500,6 @@
     </w:p>
     <w:p>
       <w:r>
-        <w:drawing>
-          <wp:inline distT="0" distB="0" distL="0" distR="0" wp14:anchorId="6B653799" wp14:editId="5B0850D0">
-            <wp:extent cx="5943600" cy="3063240"/>
-            <wp:effectExtent l="0" t="0" r="0" b="3810"/>
-            <wp:docPr id="1043403093" name="Picture 15" descr="Lươn rừng U Minh Hạ"/>
-            <wp:cNvGraphicFramePr>
-              <a:graphicFrameLocks xmlns:a="http://schemas.openxmlformats.org/drawingml/2006/main" noChangeAspect="1"/>
-            </wp:cNvGraphicFramePr>
-            <a:graphic xmlns:a="http://schemas.openxmlformats.org/drawingml/2006/main">
-              <a:graphicData uri="http://schemas.openxmlformats.org/drawingml/2006/picture">
-                <pic:pic xmlns:pic="http://schemas.openxmlformats.org/drawingml/2006/picture">
-                  <pic:nvPicPr>
-                    <pic:cNvPr id="0" name="Picture 77" descr="Lươn rừng U Minh Hạ"/>
-                    <pic:cNvPicPr>
-                      <a:picLocks noChangeAspect="1" noChangeArrowheads="1"/>
-                    </pic:cNvPicPr>
-                  </pic:nvPicPr>
-                  <pic:blipFill>
-                    <a:blip r:embed="rId17">
-                      <a:extLst>
-                        <a:ext uri="{28A0092B-C50C-407E-A947-70E740481C1C}">
-                          <a14:useLocalDpi xmlns:a14="http://schemas.microsoft.com/office/drawing/2010/main" val="0"/>
-                        </a:ext>
-                      </a:extLst>
-                    </a:blip>
-                    <a:srcRect/>
-                    <a:stretch>
-                      <a:fillRect/>
-                    </a:stretch>
-                  </pic:blipFill>
-                  <pic:spPr bwMode="auto">
-                    <a:xfrm>
-                      <a:off x="0" y="0"/>
-                      <a:ext cx="5943600" cy="3063240"/>
-                    </a:xfrm>
-                    <a:prstGeom prst="rect">
-                      <a:avLst/>
-                    </a:prstGeom>
-                    <a:noFill/>
-                    <a:ln>
-                      <a:noFill/>
-                    </a:ln>
-                  </pic:spPr>
-                </pic:pic>
-              </a:graphicData>
-            </a:graphic>
-          </wp:inline>
-        </w:drawing>
-      </w:r>
-    </w:p>
-    <w:p>
-      <w:r>
-        <w:t>Lươn rừng U Minh Hạ @internet</w:t>
-      </w:r>
-    </w:p>
-    <w:p>
-      <w:r>
         <w:rPr>
           <w:b/>
           <w:bCs/>
@@ -1194,63 +520,6 @@
       </w:r>
       <w:r>
         <w:t xml:space="preserve"> của một số du khách thì ngon nhất là món cá lóc nướng trui, lẩu mắm cá đồng rau rừng, cá trê chiên chấm nước mắm gừng, cá sặc chiên giòn và cá rô kho tộ.</w:t>
-      </w:r>
-    </w:p>
-    <w:p>
-      <w:r>
-        <w:drawing>
-          <wp:inline distT="0" distB="0" distL="0" distR="0" wp14:anchorId="2512E078" wp14:editId="162B75AA">
-            <wp:extent cx="5943600" cy="3962400"/>
-            <wp:effectExtent l="0" t="0" r="0" b="0"/>
-            <wp:docPr id="1716301289" name="Picture 14" descr="Lẩu mắm U Minh"/>
-            <wp:cNvGraphicFramePr>
-              <a:graphicFrameLocks xmlns:a="http://schemas.openxmlformats.org/drawingml/2006/main" noChangeAspect="1"/>
-            </wp:cNvGraphicFramePr>
-            <a:graphic xmlns:a="http://schemas.openxmlformats.org/drawingml/2006/main">
-              <a:graphicData uri="http://schemas.openxmlformats.org/drawingml/2006/picture">
-                <pic:pic xmlns:pic="http://schemas.openxmlformats.org/drawingml/2006/picture">
-                  <pic:nvPicPr>
-                    <pic:cNvPr id="0" name="Picture 78" descr="Lẩu mắm U Minh"/>
-                    <pic:cNvPicPr>
-                      <a:picLocks noChangeAspect="1" noChangeArrowheads="1"/>
-                    </pic:cNvPicPr>
-                  </pic:nvPicPr>
-                  <pic:blipFill>
-                    <a:blip r:embed="rId18">
-                      <a:extLst>
-                        <a:ext uri="{28A0092B-C50C-407E-A947-70E740481C1C}">
-                          <a14:useLocalDpi xmlns:a14="http://schemas.microsoft.com/office/drawing/2010/main" val="0"/>
-                        </a:ext>
-                      </a:extLst>
-                    </a:blip>
-                    <a:srcRect/>
-                    <a:stretch>
-                      <a:fillRect/>
-                    </a:stretch>
-                  </pic:blipFill>
-                  <pic:spPr bwMode="auto">
-                    <a:xfrm>
-                      <a:off x="0" y="0"/>
-                      <a:ext cx="5943600" cy="3962400"/>
-                    </a:xfrm>
-                    <a:prstGeom prst="rect">
-                      <a:avLst/>
-                    </a:prstGeom>
-                    <a:noFill/>
-                    <a:ln>
-                      <a:noFill/>
-                    </a:ln>
-                  </pic:spPr>
-                </pic:pic>
-              </a:graphicData>
-            </a:graphic>
-          </wp:inline>
-        </w:drawing>
-      </w:r>
-    </w:p>
-    <w:p>
-      <w:r>
-        <w:t>Lẩu mắm U Minh - đặc sản trứ danh của vùng U Minh HạNguồn: Vietnamnet</w:t>
       </w:r>
     </w:p>
     <w:p>
@@ -1920,6 +1189,7 @@
   <w:style w:type="character" w:default="1" w:styleId="DefaultParagraphFont">
     <w:name w:val="Default Paragraph Font"/>
     <w:uiPriority w:val="1"/>
+    <w:semiHidden/>
     <w:unhideWhenUsed/>
   </w:style>
   <w:style w:type="table" w:default="1" w:styleId="TableNormal">
